--- a/Desmeftiki_Entoli_Telikis_Anadiatyposis_v9.docx
+++ b/Desmeftiki_Entoli_Telikis_Anadiatyposis_v9.docx
@@ -651,7 +651,7 @@
           <w:sz w:val="21"/>
           <w:szCs w:val="21"/>
         </w:rPr>
-        <w:t xml:space="preserve">Η βαρύτητα μιας όψης δεν γράφεται ως ετικέτα. Μη συνοδεύεις κάθε όψη με χαρακτηρισμό όπως «δυνατό», «επίσης δυνατό», «ήπιο», «πιο ήπια», «στο ίδιο ήπιο επίπεδο», «στο παρασκήνιο» (σε αγγλικό έντυπο: «a strong one», «also strong», «also gentle», «more gently»)· είναι οι κατηγορίες βαρύτητας με άλλα λόγια (κανόνας 20). Η ιεράρχηση φαίνεται από τη σειρά και την έκταση: ό,τι έχει μεγαλύτερο βάρος στην πηγή γράφεται πρώτο και αναπτύσσεται περισσότερο· ό,τι είναι δευτερεύον αποδίδεται σύντομα. Επιτρέπεται το πολύ μία φυσική ένδειξη ανά παράγραφο (π.χ. «το πιο έντονο στοιχείο εδώ…», «συμπληρωματικά…»), όχι μία ανά όψη.</w:t>
+        <w:t xml:space="preserve">Η βαρύτητα μιας όψης δεν γράφεται ως ετικέτα. Μη συνοδεύεις κάθε όψη με χαρακτηρισμό όπως «δυνατό», «επίσης δυνατό», «ήπιο», «πιο ήπια», «στο ίδιο ήπιο επίπεδο», «στο παρασκήνιο» (σε αγγλικό έντυπο: «a strong one», «also strong», «also gentle», «more gently»)· είναι οι κατηγορίες βαρύτητας με άλλα λόγια (κανόνας 20). Η ιεράρχηση φαίνεται από τη σειρά και την έκταση: ό,τι έχει μεγαλύτερο βάρος στην πηγή γράφεται πρώτο και αναπτύσσεται περισσότερο· ό,τι είναι δευτερεύον αποδίδεται σύντομα. Επιτρέπεται το πολύ μία φυσική ένδειξη ανά παράγραφο (π.χ. «το πιο έντονο στοιχείο εδώ…», «συμπληρωματικά…»), όχι μία ανά όψη. Η αφαίρεση της ετικέτας δεν αφαιρεί την επιφύλαξη: ό,τι η πηγή διατυπώνει ως πιθανό ή συμπληρωματικό («μπορεί», «ίσως», «ενδέχεται», «συμπληρωματικά», «δευτερεύουσα επιρροή») μένει πιθανό ή συμπληρωματικό και στο έντυπο. Μη διατυπώνεις ως βεβαιότητα κάτι που η πηγή λέει ως πιθανότητα, και μη δίνεις σε μια δευτερεύουσα επιρροή την ίδια βεβαιότητα με μια κύρια: όχι «Οι δεσμοί σου έχουν βάθος και ένταση», αλλά «Οι δεσμοί σου μπορεί να έχουν και βάθος και ένταση».</w:t>
       </w:r>
     </w:p>
     <w:p>

--- a/Desmeftiki_Entoli_Telikis_Anadiatyposis_v9.docx
+++ b/Desmeftiki_Entoli_Telikis_Anadiatyposis_v9.docx
@@ -4,7 +4,8 @@
   <w:body>
     <w:p>
       <w:pPr>
-        <w:spacing w:after="80"/>
+        <w:pStyle w:val="Normal"/>
+        <w:spacing w:after="80" w:line="252" w:lineRule="auto"/>
       </w:pPr>
       <w:r>
         <w:rPr>
@@ -18,7 +19,8 @@
     </w:p>
     <w:p>
       <w:pPr>
-        <w:spacing w:after="260"/>
+        <w:pStyle w:val="Normal"/>
+        <w:spacing w:after="80" w:line="252" w:lineRule="auto"/>
       </w:pPr>
       <w:r>
         <w:rPr>
@@ -87,6 +89,7 @@
         <w:rPr>
           <w:b/>
           <w:bCs/>
+          <w:color w:val="000000"/>
           <w:sz w:val="25"/>
           <w:szCs w:val="25"/>
         </w:rPr>
@@ -95,7 +98,8 @@
     </w:p>
     <w:p>
       <w:pPr>
-        <w:spacing w:after="160" w:line="300"/>
+        <w:pStyle w:val="Normal"/>
+        <w:spacing w:after="80" w:line="252" w:lineRule="auto"/>
         <w:jc w:val="both"/>
       </w:pPr>
       <w:r>
@@ -108,11 +112,12 @@
     </w:p>
     <w:p>
       <w:pPr>
+        <w:pStyle w:val="Normal"/>
         <w:pBdr>
           <w:top w:val="single" w:color="333333" w:sz="6" w:space="6"/>
           <w:bottom w:val="single" w:color="333333" w:sz="6" w:space="6"/>
         </w:pBdr>
-        <w:spacing w:after="220" w:before="100"/>
+        <w:spacing w:after="80" w:before="100" w:line="252" w:lineRule="auto"/>
       </w:pPr>
       <w:r>
         <w:rPr>
@@ -135,7 +140,8 @@
     </w:p>
     <w:p>
       <w:pPr>
-        <w:spacing w:after="80" w:before="160"/>
+        <w:pStyle w:val="Normal"/>
+        <w:spacing w:after="80" w:before="160" w:line="252" w:lineRule="auto"/>
       </w:pPr>
       <w:r>
         <w:rPr>
@@ -149,7 +155,8 @@
     </w:p>
     <w:p>
       <w:pPr>
-        <w:spacing w:after="130" w:line="290"/>
+        <w:pStyle w:val="Normal"/>
+        <w:spacing w:after="80" w:line="252" w:lineRule="auto"/>
         <w:ind w:left="300" w:hanging="300"/>
         <w:jc w:val="both"/>
       </w:pPr>
@@ -172,7 +179,8 @@
     </w:p>
     <w:p>
       <w:pPr>
-        <w:spacing w:after="130" w:line="290"/>
+        <w:pStyle w:val="Normal"/>
+        <w:spacing w:after="80" w:line="252" w:lineRule="auto"/>
         <w:ind w:left="300" w:hanging="300"/>
         <w:jc w:val="both"/>
       </w:pPr>
@@ -195,7 +203,8 @@
     </w:p>
     <w:p>
       <w:pPr>
-        <w:spacing w:after="130" w:line="290"/>
+        <w:pStyle w:val="Normal"/>
+        <w:spacing w:after="80" w:line="252" w:lineRule="auto"/>
         <w:ind w:left="300" w:hanging="300"/>
         <w:jc w:val="both"/>
       </w:pPr>
@@ -218,7 +227,8 @@
     </w:p>
     <w:p>
       <w:pPr>
-        <w:spacing w:after="130" w:line="290"/>
+        <w:pStyle w:val="Normal"/>
+        <w:spacing w:after="80" w:line="252" w:lineRule="auto"/>
         <w:ind w:left="300" w:hanging="300"/>
         <w:jc w:val="both"/>
       </w:pPr>
@@ -241,7 +251,8 @@
     </w:p>
     <w:p>
       <w:pPr>
-        <w:spacing w:after="130" w:line="290"/>
+        <w:pStyle w:val="Normal"/>
+        <w:spacing w:after="80" w:line="252" w:lineRule="auto"/>
         <w:ind w:left="300" w:hanging="300"/>
         <w:jc w:val="both"/>
       </w:pPr>
@@ -264,7 +275,8 @@
     </w:p>
     <w:p>
       <w:pPr>
-        <w:spacing w:after="130" w:line="290"/>
+        <w:pStyle w:val="Normal"/>
+        <w:spacing w:after="80" w:line="252" w:lineRule="auto"/>
         <w:ind w:left="300" w:hanging="300"/>
         <w:jc w:val="both"/>
       </w:pPr>
@@ -287,7 +299,8 @@
     </w:p>
     <w:p>
       <w:pPr>
-        <w:spacing w:after="80" w:before="160"/>
+        <w:pStyle w:val="Normal"/>
+        <w:spacing w:after="80" w:before="160" w:line="252" w:lineRule="auto"/>
       </w:pPr>
       <w:r>
         <w:rPr>
@@ -301,7 +314,8 @@
     </w:p>
     <w:p>
       <w:pPr>
-        <w:spacing w:after="130" w:line="290"/>
+        <w:pStyle w:val="Normal"/>
+        <w:spacing w:after="80" w:line="252" w:lineRule="auto"/>
         <w:ind w:left="300" w:hanging="300"/>
         <w:jc w:val="both"/>
       </w:pPr>
@@ -324,7 +338,8 @@
     </w:p>
     <w:p>
       <w:pPr>
-        <w:spacing w:after="130" w:line="290"/>
+        <w:pStyle w:val="Normal"/>
+        <w:spacing w:after="80" w:line="252" w:lineRule="auto"/>
         <w:ind w:left="300" w:hanging="300"/>
         <w:jc w:val="both"/>
       </w:pPr>
@@ -347,7 +362,8 @@
     </w:p>
     <w:p>
       <w:pPr>
-        <w:spacing w:after="130" w:line="290"/>
+        <w:pStyle w:val="Normal"/>
+        <w:spacing w:after="80" w:line="252" w:lineRule="auto"/>
         <w:ind w:left="300" w:hanging="300"/>
         <w:jc w:val="both"/>
       </w:pPr>
@@ -370,7 +386,8 @@
     </w:p>
     <w:p>
       <w:pPr>
-        <w:spacing w:after="130" w:line="290"/>
+        <w:pStyle w:val="Normal"/>
+        <w:spacing w:after="80" w:line="252" w:lineRule="auto"/>
         <w:ind w:left="300" w:hanging="300"/>
         <w:jc w:val="both"/>
       </w:pPr>
@@ -393,7 +410,8 @@
     </w:p>
     <w:p>
       <w:pPr>
-        <w:spacing w:after="130" w:line="290"/>
+        <w:pStyle w:val="Normal"/>
+        <w:spacing w:after="80" w:line="252" w:lineRule="auto"/>
         <w:ind w:left="300" w:hanging="300"/>
         <w:jc w:val="both"/>
       </w:pPr>
@@ -416,7 +434,8 @@
     </w:p>
     <w:p>
       <w:pPr>
-        <w:spacing w:after="130" w:line="290"/>
+        <w:pStyle w:val="Normal"/>
+        <w:spacing w:after="80" w:line="252" w:lineRule="auto"/>
         <w:ind w:left="300" w:hanging="300"/>
         <w:jc w:val="both"/>
       </w:pPr>
@@ -439,7 +458,8 @@
     </w:p>
     <w:p>
       <w:pPr>
-        <w:spacing w:after="130" w:line="290"/>
+        <w:pStyle w:val="Normal"/>
+        <w:spacing w:after="80" w:line="252" w:lineRule="auto"/>
         <w:ind w:left="300" w:hanging="300"/>
         <w:jc w:val="both"/>
       </w:pPr>
@@ -462,7 +482,8 @@
     </w:p>
     <w:p>
       <w:pPr>
-        <w:spacing w:after="130" w:line="290"/>
+        <w:pStyle w:val="Normal"/>
+        <w:spacing w:after="80" w:line="252" w:lineRule="auto"/>
         <w:ind w:left="300" w:hanging="300"/>
         <w:jc w:val="both"/>
       </w:pPr>
@@ -485,7 +506,8 @@
     </w:p>
     <w:p>
       <w:pPr>
-        <w:spacing w:after="130" w:line="290"/>
+        <w:pStyle w:val="Normal"/>
+        <w:spacing w:after="80" w:line="252" w:lineRule="auto"/>
         <w:ind w:left="300" w:hanging="300"/>
         <w:jc w:val="both"/>
       </w:pPr>
@@ -508,7 +530,8 @@
     </w:p>
     <w:p>
       <w:pPr>
-        <w:spacing w:after="130" w:line="290"/>
+        <w:pStyle w:val="Normal"/>
+        <w:spacing w:after="80" w:line="252" w:lineRule="auto"/>
         <w:ind w:left="300" w:hanging="300"/>
         <w:jc w:val="both"/>
       </w:pPr>
@@ -518,7 +541,8 @@
     </w:p>
     <w:p>
       <w:pPr>
-        <w:spacing w:after="130" w:line="290"/>
+        <w:pStyle w:val="Normal"/>
+        <w:spacing w:after="80" w:line="252" w:lineRule="auto"/>
         <w:ind w:left="300" w:hanging="300"/>
         <w:jc w:val="both"/>
       </w:pPr>
@@ -541,7 +565,8 @@
     </w:p>
     <w:p>
       <w:pPr>
-        <w:spacing w:after="130" w:line="290"/>
+        <w:pStyle w:val="Normal"/>
+        <w:spacing w:after="80" w:line="252" w:lineRule="auto"/>
         <w:ind w:left="300" w:hanging="300"/>
         <w:jc w:val="both"/>
       </w:pPr>
@@ -564,7 +589,8 @@
     </w:p>
     <w:p>
       <w:pPr>
-        <w:spacing w:after="130" w:line="290"/>
+        <w:pStyle w:val="Normal"/>
+        <w:spacing w:after="80" w:line="252" w:lineRule="auto"/>
         <w:ind w:left="300" w:hanging="300"/>
         <w:jc w:val="both"/>
       </w:pPr>
@@ -587,7 +613,8 @@
     </w:p>
     <w:p>
       <w:pPr>
-        <w:spacing w:after="130" w:line="290"/>
+        <w:pStyle w:val="Normal"/>
+        <w:spacing w:after="80" w:line="252" w:lineRule="auto"/>
         <w:ind w:left="300" w:hanging="300"/>
         <w:jc w:val="both"/>
       </w:pPr>
@@ -610,7 +637,8 @@
     </w:p>
     <w:p>
       <w:pPr>
-        <w:spacing w:after="130" w:line="290"/>
+        <w:pStyle w:val="Normal"/>
+        <w:spacing w:after="80" w:line="252" w:lineRule="auto"/>
         <w:ind w:left="300" w:hanging="300"/>
         <w:jc w:val="both"/>
       </w:pPr>
@@ -633,7 +661,8 @@
     </w:p>
     <w:p>
       <w:pPr>
-        <w:spacing w:after="130" w:line="290"/>
+        <w:pStyle w:val="Normal"/>
+        <w:spacing w:after="80" w:line="252" w:lineRule="auto"/>
         <w:ind w:left="300" w:hanging="300"/>
         <w:jc w:val="both"/>
       </w:pPr>
@@ -656,7 +685,8 @@
     </w:p>
     <w:p>
       <w:pPr>
-        <w:spacing w:after="130" w:line="290"/>
+        <w:pStyle w:val="Normal"/>
+        <w:spacing w:after="80" w:line="252" w:lineRule="auto"/>
         <w:ind w:left="300" w:hanging="300"/>
         <w:jc w:val="both"/>
       </w:pPr>
@@ -679,7 +709,8 @@
     </w:p>
     <w:p>
       <w:pPr>
-        <w:spacing w:after="80" w:before="160"/>
+        <w:pStyle w:val="Normal"/>
+        <w:spacing w:after="80" w:before="160" w:line="252" w:lineRule="auto"/>
       </w:pPr>
       <w:r>
         <w:rPr>
@@ -693,7 +724,8 @@
     </w:p>
     <w:p>
       <w:pPr>
-        <w:spacing w:after="160" w:line="300"/>
+        <w:pStyle w:val="Normal"/>
+        <w:spacing w:after="80" w:line="252" w:lineRule="auto"/>
         <w:jc w:val="both"/>
       </w:pPr>
       <w:r>
@@ -706,7 +738,8 @@
     </w:p>
     <w:p>
       <w:pPr>
-        <w:spacing w:after="160" w:line="300"/>
+        <w:pStyle w:val="Normal"/>
+        <w:spacing w:after="80" w:line="252" w:lineRule="auto"/>
         <w:jc w:val="both"/>
       </w:pPr>
       <w:r>
@@ -719,7 +752,8 @@
     </w:p>
     <w:p>
       <w:pPr>
-        <w:spacing w:after="160" w:line="300"/>
+        <w:pStyle w:val="Normal"/>
+        <w:spacing w:after="80" w:line="252" w:lineRule="auto"/>
         <w:jc w:val="both"/>
       </w:pPr>
       <w:r>
@@ -732,7 +766,8 @@
     </w:p>
     <w:p>
       <w:pPr>
-        <w:spacing w:after="160" w:line="300"/>
+        <w:pStyle w:val="Normal"/>
+        <w:spacing w:after="80" w:line="252" w:lineRule="auto"/>
         <w:jc w:val="both"/>
       </w:pPr>
       <w:r>
@@ -745,7 +780,8 @@
     </w:p>
     <w:p>
       <w:pPr>
-        <w:spacing w:after="160" w:line="300"/>
+        <w:pStyle w:val="Normal"/>
+        <w:spacing w:after="80" w:line="252" w:lineRule="auto"/>
         <w:jc w:val="both"/>
       </w:pPr>
       <w:r>
@@ -758,7 +794,136 @@
     </w:p>
     <w:p>
       <w:pPr>
-        <w:spacing w:after="80" w:before="160"/>
+        <w:pStyle w:val="Heading2"/>
+      </w:pPr>
+      <w:r>
+        <w:rPr>
+          <w:color w:val="000000"/>
+        </w:rPr>
+        <w:t>Συμπληρωματικό πλαίσιο Οίκων από τις οδηγίες έκδοσης 7</w:t>
+      </w:r>
+    </w:p>
+    <w:p>
+      <w:pPr>
+        <w:pStyle w:val="Normal"/>
+        <w:spacing w:after="80" w:line="252" w:lineRule="auto"/>
+      </w:pPr>
+      <w:r>
+        <w:t>Η αναδιατύπωση διατηρεί αποκλειστικά όσα νοήματα υπάρχουν στην ελεγμένη τεχνική πηγή. Το θεματικό πλαίσιο του βιβλίου δεν επιτρέπει προσθήκη νέων ερμηνειών. Εφαρμόζονται τα εξής πεδία και όρια και στις δύο γλώσσες. Η πιθανολογική διατύπωση δεν νομιμοποιεί διάγνωση ή άλλον απαγορευμένο ισχυρισμό.</w:t>
+      </w:r>
+    </w:p>
+    <w:p>
+      <w:pPr>
+        <w:pStyle w:val="Normal"/>
+        <w:spacing w:after="80" w:line="252" w:lineRule="auto"/>
+      </w:pPr>
+      <w:r>
+        <w:t>1ος Οίκος Ταυτότητα και παρουσία. Σύνδεσε την ακμή και τον κυβερνήτη με τους πλανήτες του Οίκου και τις επιβεβαιωμένες όψεις. Μην θεωρείς τον 1ο αυτομάτως τον ισχυρότερο Οίκο και μην αποδίδεις εμφάνιση, σωματικά χαρακτηριστικά, υγεία ή σταθερή προσωπικότητα ως γεγονότα.</w:t>
+      </w:r>
+    </w:p>
+    <w:p>
+      <w:pPr>
+        <w:pStyle w:val="Normal"/>
+        <w:spacing w:after="80" w:line="252" w:lineRule="auto"/>
+      </w:pPr>
+      <w:r>
+        <w:t>2ος Οίκος Πόροι και προσωπικές αξίες. Περιέγραψε συμβολικές στάσεις απέναντι στην απόκτηση, διατήρηση και χρήση πόρων. Μην υπολογίζεις εισόδημα, περιουσία ή κερδοφόρα επαγγέλματα και μην προτείνεις επενδύσεις ή προβλέπεις πλουτισμό.</w:t>
+      </w:r>
+    </w:p>
+    <w:p>
+      <w:pPr>
+        <w:pStyle w:val="Normal"/>
+        <w:spacing w:after="80" w:line="252" w:lineRule="auto"/>
+      </w:pPr>
+      <w:r>
+        <w:t>3ος Οίκος Επικοινωνία και κοντινό περιβάλλον. Περιέγραψε τρόπους προσέγγισης της πληροφορίας. Μην αποδίδεις δείκτη νοημοσύνης, μαθησιακή διαταραχή, σχολική επίδοση, συγκεκριμένη εκπαιδευτική ιστορία ή γεγονότα για συγγενείς. Μην προβλέπεις τροχαία.</w:t>
+      </w:r>
+    </w:p>
+    <w:p>
+      <w:pPr>
+        <w:pStyle w:val="Normal"/>
+        <w:spacing w:after="80" w:line="252" w:lineRule="auto"/>
+      </w:pPr>
+      <w:r>
+        <w:t>4ος Οίκος Σπίτι και ρίζες. Περιέγραψε ανάγκες για οικειότητα και εσωτερική βάση. Μην επινοείς παιδικές εμπειρίες, κακοποίηση, τραύματα, χαρακτήρα γονέων ή οικογενειακά γεγονότα. Μην προβλέπεις αγορά ακινήτου, γήρας ή το τέλος της ζωής.</w:t>
+      </w:r>
+    </w:p>
+    <w:p>
+      <w:pPr>
+        <w:pStyle w:val="Normal"/>
+        <w:spacing w:after="80" w:line="252" w:lineRule="auto"/>
+      </w:pPr>
+      <w:r>
+        <w:t>5ος Οίκος Δημιουργία και χαρά. Περιέγραψε ευκαιρίες έκφρασης και εξερεύνησης, όχι αποδεδειγμένο καλλιτεχνικό ταλέντο. Μην προβλέπεις εγκυμοσύνη, γονιμότητα, αριθμό ή φύλο παιδιών. Μην αποδίδεις σεξουαλικό προσανατολισμό και μην προτείνεις τζόγο ή υπόσχεσαι κέρδη. Για ανήλικους χρησιμοποίησε ηλικιακά κατάλληλη γλώσσα όταν η ηλικία έχει δοθεί ρητά· διαφορετικά κράτησε την περιγραφή γενική και μη ρητή.</w:t>
+      </w:r>
+    </w:p>
+    <w:p>
+      <w:pPr>
+        <w:pStyle w:val="Normal"/>
+        <w:spacing w:after="80" w:line="252" w:lineRule="auto"/>
+      </w:pPr>
+      <w:r>
+        <w:t>6ος Οίκος Καθημερινότητα και υπηρεσία. Μην αποδίδεις νόσο, προδιάθεση, ανθεκτική ή εύθραυστη σωματική κατάσταση ή αιτιώδη σύνδεση συναισθημάτων και ασθένειας. Μην προβλέπεις νοσηλεία και μην δίνεις διάγνωση, θεραπεία, φάρμακα ή ιατρικές οδηγίες. Η καθημερινή εργασία διακρίνεται από τη δημόσια πορεία του 10ου.</w:t>
+      </w:r>
+    </w:p>
+    <w:p>
+      <w:pPr>
+        <w:pStyle w:val="Normal"/>
+        <w:spacing w:after="80" w:line="252" w:lineRule="auto"/>
+      </w:pPr>
+      <w:r>
+        <w:t>7ος Οίκος Συνεργασίες και δεσμεύσεις. Μην υποθέτεις οικογενειακή κατάσταση ή χαρακτήρα συντρόφου και μην προβλέπεις γάμο, διαζύγιο, απιστία ή δικαστική έκβαση. Μην κρίνεις συμβατότητα ή προτείνεις διακοπή σχέσης μόνο από τον χάρτη. Σύνδεσε τον άξονα 1ου και 7ου ως σχέση προσωπικής έκφρασης και συνεργασίας.</w:t>
+      </w:r>
+    </w:p>
+    <w:p>
+      <w:pPr>
+        <w:pStyle w:val="Normal"/>
+        <w:spacing w:after="80" w:line="252" w:lineRule="auto"/>
+      </w:pPr>
+      <w:r>
+        <w:t>8ος Οίκος Κοινοί πόροι και μεταβολές. Μην προβλέπεις θάνατο, διάρκεια ζωής, χειρουργείο, κληρονομιά, απώλεια ή οικονομικό γεγονός. Μην αποδίδεις υπερφυσικές ικανότητες, προηγούμενες ζωές ή πραγματικό τραύμα. Διευκρίνισε ότι η μεταμόρφωση περιγράφεται συμβολικά και δεν προϋποθέτει δραματικό συμβάν.</w:t>
+      </w:r>
+    </w:p>
+    <w:p>
+      <w:pPr>
+        <w:pStyle w:val="Normal"/>
+        <w:spacing w:after="80" w:line="252" w:lineRule="auto"/>
+      </w:pPr>
+      <w:r>
+        <w:t>9ος Οίκος Διεύρυνση και αναζήτηση νοήματος. Μην υποθέτεις τίτλους σπουδών, θρησκεία, ταξιδιωτική εμπειρία ή μετανάστευση. Μην εγγυάσαι επιτυχία σε εξετάσεις, εισαγωγή σε πανεπιστήμιο ή επαγγελματική έκβαση. Η αναζήτηση νοήματος δεν παρουσιάζεται ως αποκάλυψη μιας αντικειμενικής αλήθειας.</w:t>
+      </w:r>
+    </w:p>
+    <w:p>
+      <w:pPr>
+        <w:pStyle w:val="Normal"/>
+        <w:spacing w:after="80" w:line="252" w:lineRule="auto"/>
+      </w:pPr>
+      <w:r>
+        <w:t>10ος Οίκος Δημόσια πορεία και ευθύνη. Μην αποδίδεις πραγματικό επάγγελμα, αποδεδειγμένη ικανότητα, μοναδική κατάλληλη καριέρα ή καταλληλότητα για συγκεκριμένη ειδικότητα. Μην προβλέπεις προαγωγή, φήμη, επιτυχία ή αποτυχία. Σύνδεσε τον άξονα 4ου και 10ου ως σχέση ιδιωτικής βάσης και δημόσιων ευθυνών.</w:t>
+      </w:r>
+    </w:p>
+    <w:p>
+      <w:pPr>
+        <w:pStyle w:val="Normal"/>
+        <w:spacing w:after="80" w:line="252" w:lineRule="auto"/>
+      </w:pPr>
+      <w:r>
+        <w:t>11ος Οίκος Ομάδες και μελλοντικοί στόχοι. Μην επινοείς φίλους, οργανώσεις ή πολιτική ταυτότητα. Μην χαρακτηρίζεις συγκεκριμένα πρόσωπα ωφέλιμα, επικίνδυνα ή προδότες και μην εγγυάσαι εκπλήρωση επιθυμιών. Περιέγραψε συμβολικούς τρόπους συμμετοχής, όχι αποδεδειγμένη κοινωνική επιτυχία.</w:t>
+      </w:r>
+    </w:p>
+    <w:p>
+      <w:pPr>
+        <w:pStyle w:val="Normal"/>
+        <w:spacing w:after="80" w:line="252" w:lineRule="auto"/>
+      </w:pPr>
+      <w:r>
+        <w:t>12ος Οίκος Εσωτερικός χώρος και απόσυρση. Μην προβλέπεις εγκλεισμό, φυλακή, νοσηλεία, ατυχήματα ή συμφορές. Μην αποδίδεις κρυφούς εχθρούς, ψυχική νόσο, αυτοκαταστροφική ταυτότητα, καρμική τιμωρία, πνευματικό χρέος ή υπερφυσικές δυνάμεις ως γεγονότα. Μην ανακαλύπτεις δήθεν κρυφά βιώματα ή τραύματα.</w:t>
+      </w:r>
+    </w:p>
+    <w:p>
+      <w:pPr>
+        <w:pStyle w:val="Normal"/>
+        <w:spacing w:after="80" w:before="160" w:line="252" w:lineRule="auto"/>
       </w:pPr>
       <w:r>
         <w:rPr>
@@ -772,7 +937,8 @@
     </w:p>
     <w:p>
       <w:pPr>
-        <w:spacing w:after="160" w:line="300"/>
+        <w:pStyle w:val="Normal"/>
+        <w:spacing w:after="80" w:line="252" w:lineRule="auto"/>
         <w:jc w:val="both"/>
       </w:pPr>
       <w:r>
@@ -795,6 +961,7 @@
         <w:rPr>
           <w:b/>
           <w:bCs/>
+          <w:color w:val="000000"/>
           <w:sz w:val="25"/>
           <w:szCs w:val="25"/>
         </w:rPr>
@@ -803,7 +970,8 @@
     </w:p>
     <w:p>
       <w:pPr>
-        <w:spacing w:after="160" w:line="300"/>
+        <w:pStyle w:val="Normal"/>
+        <w:spacing w:after="80" w:line="252" w:lineRule="auto"/>
         <w:jc w:val="both"/>
       </w:pPr>
       <w:r>
@@ -1420,498 +1588,12 @@
           </w:p>
         </w:tc>
       </w:tr>
-      <w:tr>
-        <w:tc>
-          <w:tcPr>
-            <w:tcW w:type="dxa" w:w="700"/>
-            <w:shd w:fill="FFFFFF" w:val="clear"/>
-            <w:tcMar>
-              <w:top w:type="dxa" w:w="60"/>
-              <w:left w:type="dxa" w:w="90"/>
-              <w:bottom w:type="dxa" w:w="60"/>
-              <w:right w:type="dxa" w:w="90"/>
-            </w:tcMar>
-          </w:tcPr>
-          <w:p>
-            <w:r>
-              <w:rPr>
-                <w:b w:val="false"/>
-                <w:bCs w:val="false"/>
-                <w:color w:val="000000"/>
-                <w:sz w:val="18"/>
-                <w:szCs w:val="18"/>
-              </w:rPr>
-              <w:t xml:space="preserve"/>
-            </w:r>
-          </w:p>
-        </w:tc>
-        <w:tc>
-          <w:tcPr>
-            <w:tcW w:type="dxa" w:w="2400"/>
-            <w:shd w:fill="FFFFFF" w:val="clear"/>
-            <w:tcMar>
-              <w:top w:type="dxa" w:w="60"/>
-              <w:left w:type="dxa" w:w="90"/>
-              <w:bottom w:type="dxa" w:w="60"/>
-              <w:right w:type="dxa" w:w="90"/>
-            </w:tcMar>
-          </w:tcPr>
-          <w:p>
-            <w:r>
-              <w:rPr>
-                <w:b w:val="false"/>
-                <w:bCs w:val="false"/>
-                <w:color w:val="000000"/>
-                <w:sz w:val="18"/>
-                <w:szCs w:val="18"/>
-              </w:rPr>
-              <w:t xml:space="preserve"/>
-            </w:r>
-          </w:p>
-        </w:tc>
-        <w:tc>
-          <w:tcPr>
-            <w:tcW w:type="dxa" w:w="4800"/>
-            <w:shd w:fill="FFFFFF" w:val="clear"/>
-            <w:tcMar>
-              <w:top w:type="dxa" w:w="60"/>
-              <w:left w:type="dxa" w:w="90"/>
-              <w:bottom w:type="dxa" w:w="60"/>
-              <w:right w:type="dxa" w:w="90"/>
-            </w:tcMar>
-          </w:tcPr>
-          <w:p>
-            <w:r>
-              <w:rPr>
-                <w:b w:val="false"/>
-                <w:bCs w:val="false"/>
-                <w:color w:val="000000"/>
-                <w:sz w:val="18"/>
-                <w:szCs w:val="18"/>
-              </w:rPr>
-              <w:t xml:space="preserve"/>
-            </w:r>
-          </w:p>
-        </w:tc>
-        <w:tc>
-          <w:tcPr>
-            <w:tcW w:type="dxa" w:w="1500"/>
-            <w:shd w:fill="FFFFFF" w:val="clear"/>
-            <w:tcMar>
-              <w:top w:type="dxa" w:w="60"/>
-              <w:left w:type="dxa" w:w="90"/>
-              <w:bottom w:type="dxa" w:w="60"/>
-              <w:right w:type="dxa" w:w="90"/>
-            </w:tcMar>
-          </w:tcPr>
-          <w:p>
-            <w:r>
-              <w:rPr>
-                <w:b w:val="false"/>
-                <w:bCs w:val="false"/>
-                <w:color w:val="000000"/>
-                <w:sz w:val="18"/>
-                <w:szCs w:val="18"/>
-              </w:rPr>
-              <w:t xml:space="preserve"/>
-            </w:r>
-          </w:p>
-        </w:tc>
-      </w:tr>
-      <w:tr>
-        <w:tc>
-          <w:tcPr>
-            <w:tcW w:type="dxa" w:w="700"/>
-            <w:shd w:fill="F7F7F7" w:val="clear"/>
-            <w:tcMar>
-              <w:top w:type="dxa" w:w="60"/>
-              <w:left w:type="dxa" w:w="90"/>
-              <w:bottom w:type="dxa" w:w="60"/>
-              <w:right w:type="dxa" w:w="90"/>
-            </w:tcMar>
-          </w:tcPr>
-          <w:p>
-            <w:r>
-              <w:rPr>
-                <w:b w:val="false"/>
-                <w:bCs w:val="false"/>
-                <w:color w:val="000000"/>
-                <w:sz w:val="18"/>
-                <w:szCs w:val="18"/>
-              </w:rPr>
-              <w:t xml:space="preserve"/>
-            </w:r>
-          </w:p>
-        </w:tc>
-        <w:tc>
-          <w:tcPr>
-            <w:tcW w:type="dxa" w:w="2400"/>
-            <w:shd w:fill="F7F7F7" w:val="clear"/>
-            <w:tcMar>
-              <w:top w:type="dxa" w:w="60"/>
-              <w:left w:type="dxa" w:w="90"/>
-              <w:bottom w:type="dxa" w:w="60"/>
-              <w:right w:type="dxa" w:w="90"/>
-            </w:tcMar>
-          </w:tcPr>
-          <w:p>
-            <w:r>
-              <w:rPr>
-                <w:b w:val="false"/>
-                <w:bCs w:val="false"/>
-                <w:color w:val="000000"/>
-                <w:sz w:val="18"/>
-                <w:szCs w:val="18"/>
-              </w:rPr>
-              <w:t xml:space="preserve"/>
-            </w:r>
-          </w:p>
-        </w:tc>
-        <w:tc>
-          <w:tcPr>
-            <w:tcW w:type="dxa" w:w="4800"/>
-            <w:shd w:fill="F7F7F7" w:val="clear"/>
-            <w:tcMar>
-              <w:top w:type="dxa" w:w="60"/>
-              <w:left w:type="dxa" w:w="90"/>
-              <w:bottom w:type="dxa" w:w="60"/>
-              <w:right w:type="dxa" w:w="90"/>
-            </w:tcMar>
-          </w:tcPr>
-          <w:p>
-            <w:r>
-              <w:rPr>
-                <w:b w:val="false"/>
-                <w:bCs w:val="false"/>
-                <w:color w:val="000000"/>
-                <w:sz w:val="18"/>
-                <w:szCs w:val="18"/>
-              </w:rPr>
-              <w:t xml:space="preserve"/>
-            </w:r>
-          </w:p>
-        </w:tc>
-        <w:tc>
-          <w:tcPr>
-            <w:tcW w:type="dxa" w:w="1500"/>
-            <w:shd w:fill="F7F7F7" w:val="clear"/>
-            <w:tcMar>
-              <w:top w:type="dxa" w:w="60"/>
-              <w:left w:type="dxa" w:w="90"/>
-              <w:bottom w:type="dxa" w:w="60"/>
-              <w:right w:type="dxa" w:w="90"/>
-            </w:tcMar>
-          </w:tcPr>
-          <w:p>
-            <w:r>
-              <w:rPr>
-                <w:b w:val="false"/>
-                <w:bCs w:val="false"/>
-                <w:color w:val="000000"/>
-                <w:sz w:val="18"/>
-                <w:szCs w:val="18"/>
-              </w:rPr>
-              <w:t xml:space="preserve"/>
-            </w:r>
-          </w:p>
-        </w:tc>
-      </w:tr>
-      <w:tr>
-        <w:tc>
-          <w:tcPr>
-            <w:tcW w:type="dxa" w:w="700"/>
-            <w:shd w:fill="FFFFFF" w:val="clear"/>
-            <w:tcMar>
-              <w:top w:type="dxa" w:w="60"/>
-              <w:left w:type="dxa" w:w="90"/>
-              <w:bottom w:type="dxa" w:w="60"/>
-              <w:right w:type="dxa" w:w="90"/>
-            </w:tcMar>
-          </w:tcPr>
-          <w:p>
-            <w:r>
-              <w:rPr>
-                <w:b w:val="false"/>
-                <w:bCs w:val="false"/>
-                <w:color w:val="000000"/>
-                <w:sz w:val="18"/>
-                <w:szCs w:val="18"/>
-              </w:rPr>
-              <w:t xml:space="preserve"/>
-            </w:r>
-          </w:p>
-        </w:tc>
-        <w:tc>
-          <w:tcPr>
-            <w:tcW w:type="dxa" w:w="2400"/>
-            <w:shd w:fill="FFFFFF" w:val="clear"/>
-            <w:tcMar>
-              <w:top w:type="dxa" w:w="60"/>
-              <w:left w:type="dxa" w:w="90"/>
-              <w:bottom w:type="dxa" w:w="60"/>
-              <w:right w:type="dxa" w:w="90"/>
-            </w:tcMar>
-          </w:tcPr>
-          <w:p>
-            <w:r>
-              <w:rPr>
-                <w:b w:val="false"/>
-                <w:bCs w:val="false"/>
-                <w:color w:val="000000"/>
-                <w:sz w:val="18"/>
-                <w:szCs w:val="18"/>
-              </w:rPr>
-              <w:t xml:space="preserve"/>
-            </w:r>
-          </w:p>
-        </w:tc>
-        <w:tc>
-          <w:tcPr>
-            <w:tcW w:type="dxa" w:w="4800"/>
-            <w:shd w:fill="FFFFFF" w:val="clear"/>
-            <w:tcMar>
-              <w:top w:type="dxa" w:w="60"/>
-              <w:left w:type="dxa" w:w="90"/>
-              <w:bottom w:type="dxa" w:w="60"/>
-              <w:right w:type="dxa" w:w="90"/>
-            </w:tcMar>
-          </w:tcPr>
-          <w:p>
-            <w:r>
-              <w:rPr>
-                <w:b w:val="false"/>
-                <w:bCs w:val="false"/>
-                <w:color w:val="000000"/>
-                <w:sz w:val="18"/>
-                <w:szCs w:val="18"/>
-              </w:rPr>
-              <w:t xml:space="preserve"/>
-            </w:r>
-          </w:p>
-        </w:tc>
-        <w:tc>
-          <w:tcPr>
-            <w:tcW w:type="dxa" w:w="1500"/>
-            <w:shd w:fill="FFFFFF" w:val="clear"/>
-            <w:tcMar>
-              <w:top w:type="dxa" w:w="60"/>
-              <w:left w:type="dxa" w:w="90"/>
-              <w:bottom w:type="dxa" w:w="60"/>
-              <w:right w:type="dxa" w:w="90"/>
-            </w:tcMar>
-          </w:tcPr>
-          <w:p>
-            <w:r>
-              <w:rPr>
-                <w:b w:val="false"/>
-                <w:bCs w:val="false"/>
-                <w:color w:val="000000"/>
-                <w:sz w:val="18"/>
-                <w:szCs w:val="18"/>
-              </w:rPr>
-              <w:t xml:space="preserve"/>
-            </w:r>
-          </w:p>
-        </w:tc>
-      </w:tr>
-      <w:tr>
-        <w:tc>
-          <w:tcPr>
-            <w:tcW w:type="dxa" w:w="700"/>
-            <w:shd w:fill="F7F7F7" w:val="clear"/>
-            <w:tcMar>
-              <w:top w:type="dxa" w:w="60"/>
-              <w:left w:type="dxa" w:w="90"/>
-              <w:bottom w:type="dxa" w:w="60"/>
-              <w:right w:type="dxa" w:w="90"/>
-            </w:tcMar>
-          </w:tcPr>
-          <w:p>
-            <w:r>
-              <w:rPr>
-                <w:b w:val="false"/>
-                <w:bCs w:val="false"/>
-                <w:color w:val="000000"/>
-                <w:sz w:val="18"/>
-                <w:szCs w:val="18"/>
-              </w:rPr>
-              <w:t xml:space="preserve"/>
-            </w:r>
-          </w:p>
-        </w:tc>
-        <w:tc>
-          <w:tcPr>
-            <w:tcW w:type="dxa" w:w="2400"/>
-            <w:shd w:fill="F7F7F7" w:val="clear"/>
-            <w:tcMar>
-              <w:top w:type="dxa" w:w="60"/>
-              <w:left w:type="dxa" w:w="90"/>
-              <w:bottom w:type="dxa" w:w="60"/>
-              <w:right w:type="dxa" w:w="90"/>
-            </w:tcMar>
-          </w:tcPr>
-          <w:p>
-            <w:r>
-              <w:rPr>
-                <w:b w:val="false"/>
-                <w:bCs w:val="false"/>
-                <w:color w:val="000000"/>
-                <w:sz w:val="18"/>
-                <w:szCs w:val="18"/>
-              </w:rPr>
-              <w:t xml:space="preserve"/>
-            </w:r>
-          </w:p>
-        </w:tc>
-        <w:tc>
-          <w:tcPr>
-            <w:tcW w:type="dxa" w:w="4800"/>
-            <w:shd w:fill="F7F7F7" w:val="clear"/>
-            <w:tcMar>
-              <w:top w:type="dxa" w:w="60"/>
-              <w:left w:type="dxa" w:w="90"/>
-              <w:bottom w:type="dxa" w:w="60"/>
-              <w:right w:type="dxa" w:w="90"/>
-            </w:tcMar>
-          </w:tcPr>
-          <w:p>
-            <w:r>
-              <w:rPr>
-                <w:b w:val="false"/>
-                <w:bCs w:val="false"/>
-                <w:color w:val="000000"/>
-                <w:sz w:val="18"/>
-                <w:szCs w:val="18"/>
-              </w:rPr>
-              <w:t xml:space="preserve"/>
-            </w:r>
-          </w:p>
-        </w:tc>
-        <w:tc>
-          <w:tcPr>
-            <w:tcW w:type="dxa" w:w="1500"/>
-            <w:shd w:fill="F7F7F7" w:val="clear"/>
-            <w:tcMar>
-              <w:top w:type="dxa" w:w="60"/>
-              <w:left w:type="dxa" w:w="90"/>
-              <w:bottom w:type="dxa" w:w="60"/>
-              <w:right w:type="dxa" w:w="90"/>
-            </w:tcMar>
-          </w:tcPr>
-          <w:p>
-            <w:r>
-              <w:rPr>
-                <w:b w:val="false"/>
-                <w:bCs w:val="false"/>
-                <w:color w:val="000000"/>
-                <w:sz w:val="18"/>
-                <w:szCs w:val="18"/>
-              </w:rPr>
-              <w:t xml:space="preserve"/>
-            </w:r>
-          </w:p>
-        </w:tc>
-      </w:tr>
-      <w:tr>
-        <w:tc>
-          <w:tcPr>
-            <w:tcW w:type="dxa" w:w="700"/>
-            <w:shd w:fill="FFFFFF" w:val="clear"/>
-            <w:tcMar>
-              <w:top w:type="dxa" w:w="60"/>
-              <w:left w:type="dxa" w:w="90"/>
-              <w:bottom w:type="dxa" w:w="60"/>
-              <w:right w:type="dxa" w:w="90"/>
-            </w:tcMar>
-          </w:tcPr>
-          <w:p>
-            <w:r>
-              <w:rPr>
-                <w:b w:val="false"/>
-                <w:bCs w:val="false"/>
-                <w:color w:val="000000"/>
-                <w:sz w:val="18"/>
-                <w:szCs w:val="18"/>
-              </w:rPr>
-              <w:t xml:space="preserve"/>
-            </w:r>
-          </w:p>
-        </w:tc>
-        <w:tc>
-          <w:tcPr>
-            <w:tcW w:type="dxa" w:w="2400"/>
-            <w:shd w:fill="FFFFFF" w:val="clear"/>
-            <w:tcMar>
-              <w:top w:type="dxa" w:w="60"/>
-              <w:left w:type="dxa" w:w="90"/>
-              <w:bottom w:type="dxa" w:w="60"/>
-              <w:right w:type="dxa" w:w="90"/>
-            </w:tcMar>
-          </w:tcPr>
-          <w:p>
-            <w:r>
-              <w:rPr>
-                <w:b w:val="false"/>
-                <w:bCs w:val="false"/>
-                <w:color w:val="000000"/>
-                <w:sz w:val="18"/>
-                <w:szCs w:val="18"/>
-              </w:rPr>
-              <w:t xml:space="preserve"/>
-            </w:r>
-          </w:p>
-        </w:tc>
-        <w:tc>
-          <w:tcPr>
-            <w:tcW w:type="dxa" w:w="4800"/>
-            <w:shd w:fill="FFFFFF" w:val="clear"/>
-            <w:tcMar>
-              <w:top w:type="dxa" w:w="60"/>
-              <w:left w:type="dxa" w:w="90"/>
-              <w:bottom w:type="dxa" w:w="60"/>
-              <w:right w:type="dxa" w:w="90"/>
-            </w:tcMar>
-          </w:tcPr>
-          <w:p>
-            <w:r>
-              <w:rPr>
-                <w:b w:val="false"/>
-                <w:bCs w:val="false"/>
-                <w:color w:val="000000"/>
-                <w:sz w:val="18"/>
-                <w:szCs w:val="18"/>
-              </w:rPr>
-              <w:t xml:space="preserve"/>
-            </w:r>
-          </w:p>
-        </w:tc>
-        <w:tc>
-          <w:tcPr>
-            <w:tcW w:type="dxa" w:w="1500"/>
-            <w:shd w:fill="FFFFFF" w:val="clear"/>
-            <w:tcMar>
-              <w:top w:type="dxa" w:w="60"/>
-              <w:left w:type="dxa" w:w="90"/>
-              <w:bottom w:type="dxa" w:w="60"/>
-              <w:right w:type="dxa" w:w="90"/>
-            </w:tcMar>
-          </w:tcPr>
-          <w:p>
-            <w:r>
-              <w:rPr>
-                <w:b w:val="false"/>
-                <w:bCs w:val="false"/>
-                <w:color w:val="000000"/>
-                <w:sz w:val="18"/>
-                <w:szCs w:val="18"/>
-              </w:rPr>
-              <w:t xml:space="preserve"/>
-            </w:r>
-          </w:p>
-        </w:tc>
-      </w:tr>
     </w:tbl>
     <w:p>
+      <w:pPr>
+        <w:pStyle w:val="Normal"/>
+        <w:spacing w:after="80" w:line="252" w:lineRule="auto"/>
+      </w:pPr>
       <w:r>
         <w:rPr>
           <w:b/>
@@ -1920,16 +1602,28 @@
       </w:r>
     </w:p>
     <w:p>
+      <w:pPr>
+        <w:pStyle w:val="Normal"/>
+        <w:spacing w:after="80" w:line="252" w:lineRule="auto"/>
+      </w:pPr>
       <w:r>
         <w:t>Πριν παραδώσεις, σύγκρινε μηχανικά την αναδιατύπωση με την ελεγμένη πηγή: πλανήτης–ζώδιο–Οίκος, ακμές, κυβερνήτες, όψεις, orb, κατηγορία βαρύτητας, προσωπικά γεγονότα και κατάλογος ενοτήτων. Κάθε απόκλιση διορθώνεται πριν από την παράδοση. Ειδικά, θεματική σύνδεση ενός Οίκου δεν επιτρέπεται να παρουσιαστεί ως φυσική τοποθέτηση πλανήτη σε αυτόν. Η σύγκριση των τεχνικών στοιχείων γίνεται μόνο ως αυτοέλεγχος· στο παραδοτέο δεν εμφανίζονται μοίρες, orb, κατηγορίες βαρύτητας ή Παράρτημα όψεων (κανόνας 20).</w:t>
       </w:r>
     </w:p>
     <w:p>
+      <w:pPr>
+        <w:pStyle w:val="Normal"/>
+        <w:spacing w:after="80" w:line="252" w:lineRule="auto"/>
+      </w:pPr>
       <w:r>
         <w:t>Η τελική Word αναδιατύπωση πρέπει να περάσει από τον δεύτερο validator της εφαρμογής. Αποτυχία του ελέγχου σημαίνει ότι το αρχείο δεν παραδίδεται.</w:t>
       </w:r>
     </w:p>
     <w:p>
+      <w:pPr>
+        <w:pStyle w:val="Normal"/>
+        <w:spacing w:after="80" w:line="252" w:lineRule="auto"/>
+      </w:pPr>
       <w:r>
         <w:t>ΔΙΕΥΚΡΙΝΙΣΗ VALIDATOR: Το μοντέλο πραγματοποιεί μόνο αυτοέλεγχο. Δεν δηλώνει ότι εκτέλεσε τον μηχανικό validator. Ο πραγματικός δεύτερος validator εκτελείται αποκλειστικά στην καρτέλα «Τελική αναδιατύπωση» του AstroCheck Pro μετά τη μεταφόρτωση του Word.</w:t>
       </w:r>
@@ -2128,8 +1822,13 @@
     <w:basedOn w:val="Normal"/>
     <w:next w:val="Normal"/>
     <w:qFormat/>
+    <w:pPr>
+      <w:keepNext/>
+    </w:pPr>
     <w:rPr>
-      <w:sz w:val="56"/>
+      <w:rFonts w:ascii="Aptos" w:hAnsi="Aptos"/>
+      <w:color w:val="000000"/>
+      <w:sz w:val="44"/>
       <w:szCs w:val="56"/>
     </w:rPr>
   </w:style>
@@ -2294,5 +1993,52 @@
       <w:szCs w:val="20"/>
     </w:rPr>
   </w:style>
+  <w:style w:type="paragraph" w:customStyle="1" w:styleId="Normal">
+    <w:name w:val="Normal"/>
+    <w:pPr>
+      <w:spacing w:after="120" w:line="259" w:lineRule="auto"/>
+    </w:pPr>
+    <w:rPr>
+      <w:rFonts w:ascii="Aptos" w:hAnsi="Aptos"/>
+      <w:color w:val="000000"/>
+      <w:sz w:val="22"/>
+    </w:rPr>
+  </w:style>
+  <w:style w:type="paragraph" w:customStyle="1" w:styleId="Subtitle">
+    <w:name w:val="Subtitle"/>
+    <w:rPr>
+      <w:rFonts w:ascii="Aptos" w:hAnsi="Aptos"/>
+      <w:color w:val="000000"/>
+    </w:rPr>
+  </w:style>
+  <w:style w:type="paragraph" w:customStyle="1" w:styleId="Heading1">
+    <w:name w:val="heading 1"/>
+    <w:pPr>
+      <w:keepNext/>
+    </w:pPr>
+    <w:rPr>
+      <w:rFonts w:ascii="Aptos" w:hAnsi="Aptos"/>
+      <w:color w:val="000000"/>
+      <w:sz w:val="30"/>
+    </w:rPr>
+  </w:style>
+  <w:style w:type="paragraph" w:customStyle="1" w:styleId="Heading2">
+    <w:name w:val="heading 2"/>
+    <w:pPr>
+      <w:keepNext/>
+    </w:pPr>
+    <w:rPr>
+      <w:rFonts w:ascii="Aptos" w:hAnsi="Aptos"/>
+      <w:color w:val="000000"/>
+      <w:sz w:val="24"/>
+    </w:rPr>
+  </w:style>
+  <w:style w:type="paragraph" w:customStyle="1" w:styleId="Heading3">
+    <w:name w:val="heading 3"/>
+    <w:rPr>
+      <w:rFonts w:ascii="Aptos" w:hAnsi="Aptos"/>
+      <w:color w:val="000000"/>
+    </w:rPr>
+  </w:style>
 </w:styles>
 </file>